--- a/docs/product/ENGLISH_EXAM_AI_PRODUCT_REQUIREMENTS.vi.docx
+++ b/docs/product/ENGLISH_EXAM_AI_PRODUCT_REQUIREMENTS.vi.docx
@@ -6202,6 +6202,80 @@
     </w:p>
     <w:p>
       <w:pPr>
+        <w:pStyle w:val="Heading2"/>
+      </w:pPr>
+      <w:r>
+        <w:t>22.1 Nguyên tắc hạ tầng tối thiểu</w:t>
+      </w:r>
+    </w:p>
+    <w:p>
+      <w:r>
+        <w:rPr>
+          <w:rFonts w:ascii="Aptos" w:hAnsi="Aptos" w:eastAsia="Aptos"/>
+          <w:sz w:val="22"/>
+        </w:rPr>
+        <w:t>Hệ thống phục vụ 1 Admin và 1–3 giáo viên. Kiến trúc mô-đun ở mục 6 mô tả ranh giới trách nhiệm, không phải yêu cầu về hạ tầng. Khi lập kế hoạch, mặc định chọn phương án đơn giản nhất đáp ứng được quy mô này và chỉ nâng cấp khi có nhu cầu thực tế:</w:t>
+      </w:r>
+    </w:p>
+    <w:p>
+      <w:pPr>
+        <w:pStyle w:val="ListBullet"/>
+      </w:pPr>
+      <w:r>
+        <w:rPr>
+          <w:rFonts w:ascii="Aptos" w:hAnsi="Aptos" w:eastAsia="Aptos"/>
+          <w:sz w:val="22"/>
+        </w:rPr>
+        <w:t>Background job dùng bảng job trong database chính; chưa cần message queue riêng.</w:t>
+      </w:r>
+    </w:p>
+    <w:p>
+      <w:pPr>
+        <w:pStyle w:val="ListBullet"/>
+      </w:pPr>
+      <w:r>
+        <w:rPr>
+          <w:rFonts w:ascii="Aptos" w:hAnsi="Aptos" w:eastAsia="Aptos"/>
+          <w:sz w:val="22"/>
+        </w:rPr>
+        <w:t>Vector search ưu tiên tiện ích trong database chính (ví dụ extension vector) trước khi cân nhắc vector database độc lập.</w:t>
+      </w:r>
+    </w:p>
+    <w:p>
+      <w:pPr>
+        <w:pStyle w:val="ListBullet"/>
+      </w:pPr>
+      <w:r>
+        <w:rPr>
+          <w:rFonts w:ascii="Aptos" w:hAnsi="Aptos" w:eastAsia="Aptos"/>
+          <w:sz w:val="22"/>
+        </w:rPr>
+        <w:t>Audit log là bảng ghi sự kiện đơn giản; chưa cần hệ thống log tập trung.</w:t>
+      </w:r>
+    </w:p>
+    <w:p>
+      <w:pPr>
+        <w:pStyle w:val="ListBullet"/>
+      </w:pPr>
+      <w:r>
+        <w:rPr>
+          <w:rFonts w:ascii="Aptos" w:hAnsi="Aptos" w:eastAsia="Aptos"/>
+          <w:sz w:val="22"/>
+        </w:rPr>
+        <w:t>Một tiến trình ứng dụng duy nhất là đủ; không tách microservice.</w:t>
+      </w:r>
+    </w:p>
+    <w:p>
+      <w:r>
+        <w:rPr>
+          <w:rFonts w:ascii="Aptos" w:hAnsi="Aptos" w:eastAsia="Aptos"/>
+          <w:sz w:val="22"/>
+        </w:rPr>
+        <w:t>Ranh giới mô-đun được giữ ở tầng code (interface, package) để việc nâng cấp hạ tầng sau này không phải viết lại lõi.</w:t>
+      </w:r>
+    </w:p>
+    <w:p>
+      <w:pPr>
         <w:pStyle w:val="Heading1"/>
       </w:pPr>
       <w:r>
@@ -6222,7 +6296,23 @@
           <w:rFonts w:ascii="Aptos" w:hAnsi="Aptos" w:eastAsia="Aptos"/>
           <w:sz w:val="22"/>
         </w:rPr>
-        <w:t xml:space="preserve">Dự án đang ở giai đoạn ý tưởng đã chốt kèm prototype giao diện; chưa có backend, chưa viết code sản phẩm. Tên làm việc: </w:t>
+        <w:t xml:space="preserve">Dự án đã bắt đầu triển khai: skeleton Giai đoạn 1A (backend + frontend + Docker Compose) đã dựng và kiểm chứng chạy được trên nhánh </w:t>
+      </w:r>
+      <w:r>
+        <w:rPr>
+          <w:rFonts w:ascii="Consolas" w:hAnsi="Consolas" w:eastAsia="Consolas"/>
+          <w:b w:val="0"/>
+          <w:color w:val="1F4D78"/>
+          <w:sz w:val="19"/>
+        </w:rPr>
+        <w:t>feat/1a-skeleton</w:t>
+      </w:r>
+      <w:r>
+        <w:rPr>
+          <w:rFonts w:ascii="Aptos" w:hAnsi="Aptos" w:eastAsia="Aptos"/>
+          <w:sz w:val="22"/>
+        </w:rPr>
+        <w:t xml:space="preserve">. Tên làm việc: </w:t>
       </w:r>
       <w:r>
         <w:rPr>
@@ -6512,7 +6602,7 @@
                 <w:color w:val="172B4D"/>
                 <w:sz w:val="19"/>
               </w:rPr>
-              <w:t>Kế hoạch phát triển đã chốt: stack, lộ trình 0→1C, rủi ro, việc chờ xác nhận</w:t>
+              <w:t>Kế hoạch phát triển đã chốt: stack, lộ trình 1A→1D, rủi ro, việc chờ xác nhận</w:t>
             </w:r>
           </w:p>
         </w:tc>
@@ -6564,6 +6654,159 @@
                 <w:sz w:val="19"/>
               </w:rPr>
               <w:t>Prototype giao diện tương tác — reference implementation</w:t>
+            </w:r>
+          </w:p>
+        </w:tc>
+      </w:tr>
+      <w:tr>
+        <w:trPr>
+          <w:cantSplit/>
+        </w:trPr>
+        <w:tc>
+          <w:tcPr>
+            <w:tcW w:type="dxa" w:w="2438"/>
+            <w:tcMar>
+              <w:top w:w="80" w:type="dxa"/>
+              <w:start w:w="120" w:type="dxa"/>
+              <w:bottom w:w="80" w:type="dxa"/>
+              <w:end w:w="120" w:type="dxa"/>
+            </w:tcMar>
+            <w:vAlign w:val="center"/>
+          </w:tcPr>
+          <w:p>
+            <w:r>
+              <w:rPr>
+                <w:rFonts w:ascii="Aptos" w:hAnsi="Aptos" w:eastAsia="Aptos"/>
+                <w:b w:val="0"/>
+                <w:color w:val="172B4D"/>
+                <w:sz w:val="19"/>
+              </w:rPr>
+              <w:t>`backend/`</w:t>
+            </w:r>
+          </w:p>
+        </w:tc>
+        <w:tc>
+          <w:tcPr>
+            <w:tcW w:type="dxa" w:w="6973"/>
+            <w:tcMar>
+              <w:top w:w="80" w:type="dxa"/>
+              <w:start w:w="120" w:type="dxa"/>
+              <w:bottom w:w="80" w:type="dxa"/>
+              <w:end w:w="120" w:type="dxa"/>
+            </w:tcMar>
+            <w:vAlign w:val="center"/>
+          </w:tcPr>
+          <w:p>
+            <w:r>
+              <w:rPr>
+                <w:rFonts w:ascii="Aptos" w:hAnsi="Aptos" w:eastAsia="Aptos"/>
+                <w:b w:val="0"/>
+                <w:color w:val="172B4D"/>
+                <w:sz w:val="19"/>
+              </w:rPr>
+              <w:t>FastAPI + SQLAlchemy + Alembic; auth (session/bcrypt), danh mục học thuật đã seed, test pytest</w:t>
+            </w:r>
+          </w:p>
+        </w:tc>
+      </w:tr>
+      <w:tr>
+        <w:trPr>
+          <w:cantSplit/>
+        </w:trPr>
+        <w:tc>
+          <w:tcPr>
+            <w:tcW w:type="dxa" w:w="2438"/>
+            <w:tcMar>
+              <w:top w:w="80" w:type="dxa"/>
+              <w:start w:w="120" w:type="dxa"/>
+              <w:bottom w:w="80" w:type="dxa"/>
+              <w:end w:w="120" w:type="dxa"/>
+            </w:tcMar>
+            <w:vAlign w:val="center"/>
+          </w:tcPr>
+          <w:p>
+            <w:r>
+              <w:rPr>
+                <w:rFonts w:ascii="Aptos" w:hAnsi="Aptos" w:eastAsia="Aptos"/>
+                <w:b w:val="0"/>
+                <w:color w:val="172B4D"/>
+                <w:sz w:val="19"/>
+              </w:rPr>
+              <w:t>`frontend/`</w:t>
+            </w:r>
+          </w:p>
+        </w:tc>
+        <w:tc>
+          <w:tcPr>
+            <w:tcW w:type="dxa" w:w="6973"/>
+            <w:tcMar>
+              <w:top w:w="80" w:type="dxa"/>
+              <w:start w:w="120" w:type="dxa"/>
+              <w:bottom w:w="80" w:type="dxa"/>
+              <w:end w:w="120" w:type="dxa"/>
+            </w:tcMar>
+            <w:vAlign w:val="center"/>
+          </w:tcPr>
+          <w:p>
+            <w:r>
+              <w:rPr>
+                <w:rFonts w:ascii="Aptos" w:hAnsi="Aptos" w:eastAsia="Aptos"/>
+                <w:b w:val="0"/>
+                <w:color w:val="172B4D"/>
+                <w:sz w:val="19"/>
+              </w:rPr>
+              <w:t>Vite + React + TypeScript strict; luồng đăng nhập và dashboard kết nối backend</w:t>
+            </w:r>
+          </w:p>
+        </w:tc>
+      </w:tr>
+      <w:tr>
+        <w:trPr>
+          <w:cantSplit/>
+        </w:trPr>
+        <w:tc>
+          <w:tcPr>
+            <w:tcW w:type="dxa" w:w="2438"/>
+            <w:tcMar>
+              <w:top w:w="80" w:type="dxa"/>
+              <w:start w:w="120" w:type="dxa"/>
+              <w:bottom w:w="80" w:type="dxa"/>
+              <w:end w:w="120" w:type="dxa"/>
+            </w:tcMar>
+            <w:vAlign w:val="center"/>
+          </w:tcPr>
+          <w:p>
+            <w:r>
+              <w:rPr>
+                <w:rFonts w:ascii="Aptos" w:hAnsi="Aptos" w:eastAsia="Aptos"/>
+                <w:b w:val="0"/>
+                <w:color w:val="172B4D"/>
+                <w:sz w:val="19"/>
+              </w:rPr>
+              <w:t>`docker-compose.yml`, `.env.example`</w:t>
+            </w:r>
+          </w:p>
+        </w:tc>
+        <w:tc>
+          <w:tcPr>
+            <w:tcW w:type="dxa" w:w="6973"/>
+            <w:tcMar>
+              <w:top w:w="80" w:type="dxa"/>
+              <w:start w:w="120" w:type="dxa"/>
+              <w:bottom w:w="80" w:type="dxa"/>
+              <w:end w:w="120" w:type="dxa"/>
+            </w:tcMar>
+            <w:vAlign w:val="center"/>
+          </w:tcPr>
+          <w:p>
+            <w:r>
+              <w:rPr>
+                <w:rFonts w:ascii="Aptos" w:hAnsi="Aptos" w:eastAsia="Aptos"/>
+                <w:b w:val="0"/>
+                <w:color w:val="172B4D"/>
+                <w:sz w:val="19"/>
+              </w:rPr>
+              <w:t>Chạy toàn bộ stack: `docker compose up` (cần Docker + `.env` sao chép từ `.env.example`)</w:t>
             </w:r>
           </w:p>
         </w:tc>
@@ -7760,7 +8003,32 @@
           <w:rFonts w:ascii="Aptos" w:hAnsi="Aptos" w:eastAsia="Aptos"/>
           <w:sz w:val="22"/>
         </w:rPr>
-        <w:t xml:space="preserve"> với fixture từ đề Unit 3 thật. Bước kế tiếp: </w:t>
+        <w:t xml:space="preserve"> với fixture từ đề Unit 3 thật.</w:t>
+      </w:r>
+    </w:p>
+    <w:p>
+      <w:r>
+        <w:rPr>
+          <w:rFonts w:ascii="Aptos" w:hAnsi="Aptos" w:eastAsia="Aptos"/>
+          <w:sz w:val="22"/>
+        </w:rPr>
+        <w:t xml:space="preserve">Skeleton Giai đoạn 1A đã xong phần nền: FastAPI + Postgres (pgvector) + Alembic migration + seed toàn bộ danh mục đã chốt (trình độ, ánh xạ lớp, 12 thì, 20 cấu trúc câu, 78 Unit lớp 6–12, 10 dạng bài, quy tắc độ dài), auth session/bcrypt phân quyền Admin/Giáo viên, frontend React/TS strict với luồng đăng nhập + dashboard xác nhận kết nối backend, toàn bộ chạy qua </w:t>
+      </w:r>
+      <w:r>
+        <w:rPr>
+          <w:rFonts w:ascii="Consolas" w:hAnsi="Consolas" w:eastAsia="Consolas"/>
+          <w:b w:val="0"/>
+          <w:color w:val="1F4D78"/>
+          <w:sz w:val="19"/>
+        </w:rPr>
+        <w:t>docker compose up</w:t>
+      </w:r>
+      <w:r>
+        <w:rPr>
+          <w:rFonts w:ascii="Aptos" w:hAnsi="Aptos" w:eastAsia="Aptos"/>
+          <w:sz w:val="22"/>
+        </w:rPr>
+        <w:t xml:space="preserve"> (migration + seed tự động, idempotent). Còn thiếu để hoàn tất 1A: nhập tài liệu PDF/DOCX/text → trích xuất → full-text search, và số hóa fixture bank từ đề Unit 3 thật. Bước kế tiếp: </w:t>
       </w:r>
       <w:r>
         <w:rPr>
@@ -7768,7 +8036,7 @@
           <w:b/>
           <w:sz w:val="22"/>
         </w:rPr>
-        <w:t>Giai đoạn 1A — skeleton + auth + danh mục + seed data</w:t>
+        <w:t>Giai đoạn 1B — lõi tạo đề trên MockAIProvider</w:t>
       </w:r>
       <w:r>
         <w:rPr>
@@ -7776,80 +8044,6 @@
           <w:sz w:val="22"/>
         </w:rPr>
         <w:t>.</w:t>
-      </w:r>
-    </w:p>
-    <w:p>
-      <w:pPr>
-        <w:pStyle w:val="Heading2"/>
-      </w:pPr>
-      <w:r>
-        <w:t>22.1 Nguyên tắc hạ tầng tối thiểu</w:t>
-      </w:r>
-    </w:p>
-    <w:p>
-      <w:r>
-        <w:rPr>
-          <w:rFonts w:ascii="Aptos" w:hAnsi="Aptos" w:eastAsia="Aptos"/>
-          <w:sz w:val="22"/>
-        </w:rPr>
-        <w:t>Hệ thống phục vụ 1 Admin và 1–3 giáo viên. Kiến trúc mô-đun ở mục 6 mô tả ranh giới trách nhiệm, không phải yêu cầu về hạ tầng. Khi lập kế hoạch, mặc định chọn phương án đơn giản nhất đáp ứng được quy mô này và chỉ nâng cấp khi có nhu cầu thực tế:</w:t>
-      </w:r>
-    </w:p>
-    <w:p>
-      <w:pPr>
-        <w:pStyle w:val="ListBullet"/>
-      </w:pPr>
-      <w:r>
-        <w:rPr>
-          <w:rFonts w:ascii="Aptos" w:hAnsi="Aptos" w:eastAsia="Aptos"/>
-          <w:sz w:val="22"/>
-        </w:rPr>
-        <w:t>Background job dùng bảng job trong database chính; chưa cần message queue riêng.</w:t>
-      </w:r>
-    </w:p>
-    <w:p>
-      <w:pPr>
-        <w:pStyle w:val="ListBullet"/>
-      </w:pPr>
-      <w:r>
-        <w:rPr>
-          <w:rFonts w:ascii="Aptos" w:hAnsi="Aptos" w:eastAsia="Aptos"/>
-          <w:sz w:val="22"/>
-        </w:rPr>
-        <w:t>Vector search ưu tiên tiện ích trong database chính (ví dụ extension vector) trước khi cân nhắc vector database độc lập.</w:t>
-      </w:r>
-    </w:p>
-    <w:p>
-      <w:pPr>
-        <w:pStyle w:val="ListBullet"/>
-      </w:pPr>
-      <w:r>
-        <w:rPr>
-          <w:rFonts w:ascii="Aptos" w:hAnsi="Aptos" w:eastAsia="Aptos"/>
-          <w:sz w:val="22"/>
-        </w:rPr>
-        <w:t>Audit log là bảng ghi sự kiện đơn giản; chưa cần hệ thống log tập trung.</w:t>
-      </w:r>
-    </w:p>
-    <w:p>
-      <w:pPr>
-        <w:pStyle w:val="ListBullet"/>
-      </w:pPr>
-      <w:r>
-        <w:rPr>
-          <w:rFonts w:ascii="Aptos" w:hAnsi="Aptos" w:eastAsia="Aptos"/>
-          <w:sz w:val="22"/>
-        </w:rPr>
-        <w:t>Một tiến trình ứng dụng duy nhất là đủ; không tách microservice.</w:t>
-      </w:r>
-    </w:p>
-    <w:p>
-      <w:r>
-        <w:rPr>
-          <w:rFonts w:ascii="Aptos" w:hAnsi="Aptos" w:eastAsia="Aptos"/>
-          <w:sz w:val="22"/>
-        </w:rPr>
-        <w:t>Ranh giới mô-đun được giữ ở tầng code (interface, package) để việc nâng cấp hạ tầng sau này không phải viết lại lõi.</w:t>
       </w:r>
     </w:p>
     <w:sectPr>

--- a/docs/product/ENGLISH_EXAM_AI_PRODUCT_REQUIREMENTS.vi.docx
+++ b/docs/product/ENGLISH_EXAM_AI_PRODUCT_REQUIREMENTS.vi.docx
@@ -6296,7 +6296,7 @@
           <w:rFonts w:ascii="Aptos" w:hAnsi="Aptos" w:eastAsia="Aptos"/>
           <w:sz w:val="22"/>
         </w:rPr>
-        <w:t xml:space="preserve">Dự án đã bắt đầu triển khai: skeleton Giai đoạn 1A (backend + frontend + Docker Compose) đã dựng và kiểm chứng chạy được trên nhánh </w:t>
+        <w:t xml:space="preserve">Dự án đã bắt đầu triển khai: skeleton Giai đoạn 1A xong (nhánh </w:t>
       </w:r>
       <w:r>
         <w:rPr>
@@ -6312,7 +6312,39 @@
           <w:rFonts w:ascii="Aptos" w:hAnsi="Aptos" w:eastAsia="Aptos"/>
           <w:sz w:val="22"/>
         </w:rPr>
-        <w:t xml:space="preserve">. Tên làm việc: </w:t>
+        <w:t xml:space="preserve">), lõi tạo đề Giai đoạn 1B chạy trên </w:t>
+      </w:r>
+      <w:r>
+        <w:rPr>
+          <w:rFonts w:ascii="Consolas" w:hAnsi="Consolas" w:eastAsia="Consolas"/>
+          <w:b w:val="0"/>
+          <w:color w:val="1F4D78"/>
+          <w:sz w:val="19"/>
+        </w:rPr>
+        <w:t>MockAIProvider</w:t>
+      </w:r>
+      <w:r>
+        <w:rPr>
+          <w:rFonts w:ascii="Aptos" w:hAnsi="Aptos" w:eastAsia="Aptos"/>
+          <w:sz w:val="22"/>
+        </w:rPr>
+        <w:t xml:space="preserve"> đã dựng và kiểm chứng chạy được trên nhánh </w:t>
+      </w:r>
+      <w:r>
+        <w:rPr>
+          <w:rFonts w:ascii="Consolas" w:hAnsi="Consolas" w:eastAsia="Consolas"/>
+          <w:b w:val="0"/>
+          <w:color w:val="1F4D78"/>
+          <w:sz w:val="19"/>
+        </w:rPr>
+        <w:t>feat/1b-exam-core</w:t>
+      </w:r>
+      <w:r>
+        <w:rPr>
+          <w:rFonts w:ascii="Aptos" w:hAnsi="Aptos" w:eastAsia="Aptos"/>
+          <w:sz w:val="22"/>
+        </w:rPr>
+        <w:t xml:space="preserve"> (chưa gồm RAG/nhập tài liệu — cố ý để sau, xem quyết định #15). Tên làm việc: </w:t>
       </w:r>
       <w:r>
         <w:rPr>
@@ -6704,7 +6736,7 @@
                 <w:color w:val="172B4D"/>
                 <w:sz w:val="19"/>
               </w:rPr>
-              <w:t>FastAPI + SQLAlchemy + Alembic; auth (session/bcrypt), danh mục học thuật đã seed, test pytest</w:t>
+              <w:t>FastAPI + SQLAlchemy + Alembic; auth, danh mục học thuật đã seed, `AIProvider`/`MockAIProvider`, Validation Engine, API đề thi đầy đủ (block, sinh câu, duyệt, mã đề, xuất DOCX), 25 test pytest</w:t>
             </w:r>
           </w:p>
         </w:tc>
@@ -6755,7 +6787,7 @@
                 <w:color w:val="172B4D"/>
                 <w:sz w:val="19"/>
               </w:rPr>
-              <w:t>Vite + React + TypeScript strict; luồng đăng nhập và dashboard kết nối backend</w:t>
+              <w:t>Vite + React + TypeScript strict + react-router; đăng nhập, Đề của tôi, Tạo đề, Duyệt câu hỏi, Xuất DOCX — nối API thật</w:t>
             </w:r>
           </w:p>
         </w:tc>
@@ -7936,6 +7968,57 @@
           </w:p>
         </w:tc>
       </w:tr>
+      <w:tr>
+        <w:trPr>
+          <w:cantSplit/>
+        </w:trPr>
+        <w:tc>
+          <w:tcPr>
+            <w:tcW w:type="dxa" w:w="2438"/>
+            <w:tcMar>
+              <w:top w:w="80" w:type="dxa"/>
+              <w:start w:w="120" w:type="dxa"/>
+              <w:bottom w:w="80" w:type="dxa"/>
+              <w:end w:w="120" w:type="dxa"/>
+            </w:tcMar>
+            <w:vAlign w:val="center"/>
+          </w:tcPr>
+          <w:p>
+            <w:r>
+              <w:rPr>
+                <w:rFonts w:ascii="Aptos" w:hAnsi="Aptos" w:eastAsia="Aptos"/>
+                <w:b w:val="0"/>
+                <w:color w:val="172B4D"/>
+                <w:sz w:val="19"/>
+              </w:rPr>
+              <w:t>16</w:t>
+            </w:r>
+          </w:p>
+        </w:tc>
+        <w:tc>
+          <w:tcPr>
+            <w:tcW w:type="dxa" w:w="6973"/>
+            <w:tcMar>
+              <w:top w:w="80" w:type="dxa"/>
+              <w:start w:w="120" w:type="dxa"/>
+              <w:bottom w:w="80" w:type="dxa"/>
+              <w:end w:w="120" w:type="dxa"/>
+            </w:tcMar>
+            <w:vAlign w:val="center"/>
+          </w:tcPr>
+          <w:p>
+            <w:r>
+              <w:rPr>
+                <w:rFonts w:ascii="Aptos" w:hAnsi="Aptos" w:eastAsia="Aptos"/>
+                <w:b w:val="0"/>
+                <w:color w:val="172B4D"/>
+                <w:sz w:val="19"/>
+              </w:rPr>
+              <w:t>Duyệt/khóa câu dùng PATCH tường minh, không dùng toggle (an toàn khi mất mạng/double-click); trùng lặp dùng fuzzy text-match tạm thời, cosine embedding chờ RAG</w:t>
+            </w:r>
+          </w:p>
+        </w:tc>
+      </w:tr>
     </w:tbl>
     <w:p>
       <w:pPr>
@@ -8012,7 +8095,16 @@
           <w:rFonts w:ascii="Aptos" w:hAnsi="Aptos" w:eastAsia="Aptos"/>
           <w:sz w:val="22"/>
         </w:rPr>
-        <w:t xml:space="preserve">Skeleton Giai đoạn 1A đã xong phần nền: FastAPI + Postgres (pgvector) + Alembic migration + seed toàn bộ danh mục đã chốt (trình độ, ánh xạ lớp, 12 thì, 20 cấu trúc câu, 78 Unit lớp 6–12, 10 dạng bài, quy tắc độ dài), auth session/bcrypt phân quyền Admin/Giáo viên, frontend React/TS strict với luồng đăng nhập + dashboard xác nhận kết nối backend, toàn bộ chạy qua </w:t>
+        <w:t>Giai đoạn 1A xong phần nền: FastAPI + Postgres (pgvector) + Alembic migration + seed toàn bộ danh mục đã chốt (trình độ, ánh xạ lớp, 12 thì, 20 cấu trúc câu, 78 Unit lớp 6–12, 10 dạng bài, quy tắc độ dài), auth session/bcrypt phân quyền Admin/Giáo viên.</w:t>
+      </w:r>
+    </w:p>
+    <w:p>
+      <w:r>
+        <w:rPr>
+          <w:rFonts w:ascii="Aptos" w:hAnsi="Aptos" w:eastAsia="Aptos"/>
+          <w:sz w:val="22"/>
+        </w:rPr>
+        <w:t xml:space="preserve">Giai đoạn 1B xong lõi tạo đề chạy trên </w:t>
       </w:r>
       <w:r>
         <w:rPr>
@@ -8021,6 +8113,22 @@
           <w:color w:val="1F4D78"/>
           <w:sz w:val="19"/>
         </w:rPr>
+        <w:t>MockAIProvider</w:t>
+      </w:r>
+      <w:r>
+        <w:rPr>
+          <w:rFonts w:ascii="Aptos" w:hAnsi="Aptos" w:eastAsia="Aptos"/>
+          <w:sz w:val="22"/>
+        </w:rPr>
+        <w:t xml:space="preserve">: model Exam/ExamBlock/Question/ExamVariant, Validation Engine (đếm từ, cảnh báo trình độ, trùng lặp fuzzy-match), API đầy đủ từ tạo đề đến xuất DOCX, mã đề A/B/C/D, và 4 trang frontend (Đề của tôi, Tạo đề, Duyệt câu hỏi, Xuất) nối API thật — không còn dữ liệu giả ở tầng UI. Đã kiểm chứng bằng 25 test pytest và luồng thật qua Docker Compose (tạo đề Unit 3 → sinh câu → duyệt → xuất DOCX, mở lại bằng python-docx). Toàn bộ chạy qua </w:t>
+      </w:r>
+      <w:r>
+        <w:rPr>
+          <w:rFonts w:ascii="Consolas" w:hAnsi="Consolas" w:eastAsia="Consolas"/>
+          <w:b w:val="0"/>
+          <w:color w:val="1F4D78"/>
+          <w:sz w:val="19"/>
+        </w:rPr>
         <w:t>docker compose up</w:t>
       </w:r>
       <w:r>
@@ -8028,7 +8136,16 @@
           <w:rFonts w:ascii="Aptos" w:hAnsi="Aptos" w:eastAsia="Aptos"/>
           <w:sz w:val="22"/>
         </w:rPr>
-        <w:t xml:space="preserve"> (migration + seed tự động, idempotent). Còn thiếu để hoàn tất 1A: nhập tài liệu PDF/DOCX/text → trích xuất → full-text search, và số hóa fixture bank từ đề Unit 3 thật. Bước kế tiếp: </w:t>
+        <w:t xml:space="preserve"> (migration + seed tự động, idempotent).</w:t>
+      </w:r>
+    </w:p>
+    <w:p>
+      <w:r>
+        <w:rPr>
+          <w:rFonts w:ascii="Aptos" w:hAnsi="Aptos" w:eastAsia="Aptos"/>
+          <w:sz w:val="22"/>
+        </w:rPr>
+        <w:t xml:space="preserve">Còn thiếu để hoàn tất 1A+1B theo kế hoạch gốc: nhập tài liệu PDF/DOCX/text → trích xuất → full-text search (RAG, cố ý để sau — quyết định #15); số hóa fixture bank từ đề Unit 3 thật thành golden test tự động; kéo-thả thật và xem trước A4 động ở frontend (hiện dùng nút lên/xuống, chưa có preview); từ điển phát âm CMU và marker-heuristic theo thì. Bước kế tiếp: hoàn thiện các phần còn thiếu của 1A/1C hoặc </w:t>
       </w:r>
       <w:r>
         <w:rPr>
@@ -8036,14 +8153,14 @@
           <w:b/>
           <w:sz w:val="22"/>
         </w:rPr>
-        <w:t>Giai đoạn 1B — lõi tạo đề trên MockAIProvider</w:t>
-      </w:r>
-      <w:r>
-        <w:rPr>
-          <w:rFonts w:ascii="Aptos" w:hAnsi="Aptos" w:eastAsia="Aptos"/>
-          <w:sz w:val="22"/>
-        </w:rPr>
-        <w:t>.</w:t>
+        <w:t>Giai đoạn 1D — tích hợp LLM thật</w:t>
+      </w:r>
+      <w:r>
+        <w:rPr>
+          <w:rFonts w:ascii="Aptos" w:hAnsi="Aptos" w:eastAsia="Aptos"/>
+          <w:sz w:val="22"/>
+        </w:rPr>
+        <w:t xml:space="preserve"> khi có API key.</w:t>
       </w:r>
     </w:p>
     <w:sectPr>

--- a/docs/product/ENGLISH_EXAM_AI_PRODUCT_REQUIREMENTS.vi.docx
+++ b/docs/product/ENGLISH_EXAM_AI_PRODUCT_REQUIREMENTS.vi.docx
@@ -6736,7 +6736,7 @@
                 <w:color w:val="172B4D"/>
                 <w:sz w:val="19"/>
               </w:rPr>
-              <w:t>FastAPI + SQLAlchemy + Alembic; auth, danh mục học thuật đã seed, `AIProvider`/`MockAIProvider`, Validation Engine, API đề thi đầy đủ (block, sinh câu, duyệt, mã đề, xuất DOCX), 25 test pytest</w:t>
+              <w:t>FastAPI + SQLAlchemy + Alembic; auth, danh mục học thuật đã seed, `AIProvider`/`MockAIProvider`, Validation Engine, API đề thi đầy đủ (block, sinh câu, duyệt, mã đề, xuất DOCX), API Admin quản lý tài khoản giáo viên, 33 test pytest</w:t>
             </w:r>
           </w:p>
         </w:tc>
@@ -6787,7 +6787,7 @@
                 <w:color w:val="172B4D"/>
                 <w:sz w:val="19"/>
               </w:rPr>
-              <w:t>Vite + React + TypeScript strict + react-router; đăng nhập, Đề của tôi, Tạo đề, Duyệt câu hỏi, Xuất DOCX — nối API thật</w:t>
+              <w:t>Vite + React + TypeScript strict + react-router; đăng nhập, Đề của tôi, Tạo đề, Duyệt câu hỏi, Xuất DOCX, Quản lý tài khoản (Admin) — nối API thật, điều hướng theo vai trò</w:t>
             </w:r>
           </w:p>
         </w:tc>
@@ -8019,6 +8019,57 @@
           </w:p>
         </w:tc>
       </w:tr>
+      <w:tr>
+        <w:trPr>
+          <w:cantSplit/>
+        </w:trPr>
+        <w:tc>
+          <w:tcPr>
+            <w:tcW w:type="dxa" w:w="2438"/>
+            <w:tcMar>
+              <w:top w:w="80" w:type="dxa"/>
+              <w:start w:w="120" w:type="dxa"/>
+              <w:bottom w:w="80" w:type="dxa"/>
+              <w:end w:w="120" w:type="dxa"/>
+            </w:tcMar>
+            <w:vAlign w:val="center"/>
+          </w:tcPr>
+          <w:p>
+            <w:r>
+              <w:rPr>
+                <w:rFonts w:ascii="Aptos" w:hAnsi="Aptos" w:eastAsia="Aptos"/>
+                <w:b w:val="0"/>
+                <w:color w:val="172B4D"/>
+                <w:sz w:val="19"/>
+              </w:rPr>
+              <w:t>17</w:t>
+            </w:r>
+          </w:p>
+        </w:tc>
+        <w:tc>
+          <w:tcPr>
+            <w:tcW w:type="dxa" w:w="6973"/>
+            <w:tcMar>
+              <w:top w:w="80" w:type="dxa"/>
+              <w:start w:w="120" w:type="dxa"/>
+              <w:bottom w:w="80" w:type="dxa"/>
+              <w:end w:w="120" w:type="dxa"/>
+            </w:tcMar>
+            <w:vAlign w:val="center"/>
+          </w:tcPr>
+          <w:p>
+            <w:r>
+              <w:rPr>
+                <w:rFonts w:ascii="Aptos" w:hAnsi="Aptos" w:eastAsia="Aptos"/>
+                <w:b w:val="0"/>
+                <w:color w:val="172B4D"/>
+                <w:sz w:val="19"/>
+              </w:rPr>
+              <w:t>Admin quản lý tài khoản giáo viên: tạo, khóa/mở lại (không xóa cứng), đặt lại mật khẩu; chỉ áp dụng cho vai trò teacher, không dùng để quản trị tài khoản admin khác</w:t>
+            </w:r>
+          </w:p>
+        </w:tc>
+      </w:tr>
     </w:tbl>
     <w:p>
       <w:pPr>
@@ -8145,7 +8196,16 @@
           <w:rFonts w:ascii="Aptos" w:hAnsi="Aptos" w:eastAsia="Aptos"/>
           <w:sz w:val="22"/>
         </w:rPr>
-        <w:t xml:space="preserve">Còn thiếu để hoàn tất 1A+1B theo kế hoạch gốc: nhập tài liệu PDF/DOCX/text → trích xuất → full-text search (RAG, cố ý để sau — quyết định #15); số hóa fixture bank từ đề Unit 3 thật thành golden test tự động; kéo-thả thật và xem trước A4 động ở frontend (hiện dùng nút lên/xuống, chưa có preview); từ điển phát âm CMU và marker-heuristic theo thì. Bước kế tiếp: hoàn thiện các phần còn thiếu của 1A/1C hoặc </w:t>
+        <w:t>Admin quản lý tài khoản giáo viên (tạo, khóa/mở lại, đặt lại mật khẩu) đã có API + trang thật, kèm điều hướng phân theo vai trò ở frontend (Admin thấy thêm mục "Quản lý tài khoản", Giáo viên không thấy).</w:t>
+      </w:r>
+    </w:p>
+    <w:p>
+      <w:r>
+        <w:rPr>
+          <w:rFonts w:ascii="Aptos" w:hAnsi="Aptos" w:eastAsia="Aptos"/>
+          <w:sz w:val="22"/>
+        </w:rPr>
+        <w:t xml:space="preserve">Còn thiếu để hoàn tất 1A+1B+1C theo kế hoạch gốc: nhập tài liệu PDF/DOCX/text → trích xuất → full-text search (RAG, cố ý để sau — quyết định #15); màn hình Admin quản lý kho kiến thức/dạng bài/thư viện hình ảnh/cấu hình AI (mới làm phần tài khoản giáo viên, các khối quản trị khác trong prototype vẫn chỉ là ảnh tĩnh minh họa); số hóa fixture bank từ đề Unit 3 thật thành golden test tự động; kéo-thả thật và xem trước A4 động ở frontend (hiện dùng nút lên/xuống, chưa có preview); từ điển phát âm CMU và marker-heuristic theo thì; audit log. Bước kế tiếp: hoàn thiện các phần còn thiếu của 1A/1C hoặc </w:t>
       </w:r>
       <w:r>
         <w:rPr>
